--- a/CAPM Projects/Notes-CAPM/Anubabh_Objects_Map_Filter_Reduce_Notes.docx
+++ b/CAPM Projects/Notes-CAPM/Anubabh_Objects_Map_Filter_Reduce_Notes.docx
@@ -11,34 +11,6 @@
           <w:lang w:val="en-US"/>
         </w:rPr>
       </w:pPr>
-      <w:r>
-        <w:rPr>
-          <w:sz w:val="32"/>
-          <w:szCs w:val="32"/>
-          <w:u w:val="single"/>
-          <w:lang w:val="en-US"/>
-        </w:rPr>
-        <w:t>+</w:t>
-      </w:r>
-    </w:p>
-    <w:p>
-      <w:pPr>
-        <w:rPr>
-          <w:sz w:val="32"/>
-          <w:szCs w:val="32"/>
-          <w:u w:val="single"/>
-          <w:lang w:val="en-US"/>
-        </w:rPr>
-      </w:pPr>
-      <w:r>
-        <w:rPr>
-          <w:sz w:val="32"/>
-          <w:szCs w:val="32"/>
-          <w:u w:val="single"/>
-          <w:lang w:val="en-US"/>
-        </w:rPr>
-        <w:t>-</w:t>
-      </w:r>
       <w:r>
         <w:rPr>
           <w:sz w:val="32"/>
@@ -368,7 +340,6 @@
           <w:szCs w:val="20"/>
           <w:lang w:val="en-US"/>
         </w:rPr>
-        <w:lastRenderedPageBreak/>
         <w:drawing>
           <wp:inline distT="0" distB="0" distL="0" distR="0" wp14:anchorId="381FA7CD" wp14:editId="3A0D9F4E">
             <wp:extent cx="5741893" cy="2315070"/>
@@ -429,6 +400,7 @@
           <w:szCs w:val="20"/>
           <w:lang w:val="en-US"/>
         </w:rPr>
+        <w:lastRenderedPageBreak/>
         <w:t xml:space="preserve">Answer is </w:t>
       </w:r>
       <w:r>
@@ -833,7 +805,6 @@
           <w:sz w:val="20"/>
           <w:szCs w:val="20"/>
         </w:rPr>
-        <w:lastRenderedPageBreak/>
         <w:drawing>
           <wp:inline distT="0" distB="0" distL="0" distR="0" wp14:anchorId="4722737F" wp14:editId="78122B82">
             <wp:extent cx="5731510" cy="913765"/>
@@ -978,6 +949,7 @@
           <w:sz w:val="20"/>
           <w:szCs w:val="20"/>
         </w:rPr>
+        <w:lastRenderedPageBreak/>
         <w:drawing>
           <wp:inline distT="0" distB="0" distL="0" distR="0" wp14:anchorId="51F4BFC9" wp14:editId="43409ADE">
             <wp:extent cx="4724643" cy="1333569"/>
@@ -1034,7 +1006,23 @@
           <w:sz w:val="20"/>
           <w:szCs w:val="20"/>
         </w:rPr>
-        <w:t xml:space="preserve">Remember for JSON to JS Object only ‘ ‘ is allowed </w:t>
+        <w:t xml:space="preserve">Remember for JSON to JS Object only </w:t>
+      </w:r>
+      <w:proofErr w:type="gramStart"/>
+      <w:r>
+        <w:rPr>
+          <w:sz w:val="20"/>
+          <w:szCs w:val="20"/>
+        </w:rPr>
+        <w:t>‘ ‘</w:t>
+      </w:r>
+      <w:proofErr w:type="gramEnd"/>
+      <w:r>
+        <w:rPr>
+          <w:sz w:val="20"/>
+          <w:szCs w:val="20"/>
+        </w:rPr>
+        <w:t xml:space="preserve"> is allowed </w:t>
       </w:r>
     </w:p>
     <w:p>
@@ -1329,7 +1317,6 @@
           <w:sz w:val="20"/>
           <w:szCs w:val="20"/>
         </w:rPr>
-        <w:lastRenderedPageBreak/>
         <w:drawing>
           <wp:inline distT="0" distB="0" distL="0" distR="0" wp14:anchorId="7DAAC797" wp14:editId="272CD0B3">
             <wp:extent cx="5731510" cy="1954530"/>
@@ -1440,6 +1427,7 @@
           <w:sz w:val="20"/>
           <w:szCs w:val="20"/>
         </w:rPr>
+        <w:lastRenderedPageBreak/>
         <w:drawing>
           <wp:inline distT="0" distB="0" distL="0" distR="0" wp14:anchorId="20311CD8" wp14:editId="4BFA65FF">
             <wp:extent cx="5731510" cy="1724025"/>
@@ -1641,31 +1629,31 @@
           <w:sz w:val="20"/>
           <w:szCs w:val="20"/>
         </w:rPr>
+        <w:t>Destructuring</w:t>
+      </w:r>
+      <w:proofErr w:type="spellEnd"/>
+      <w:r>
+        <w:rPr>
+          <w:sz w:val="20"/>
+          <w:szCs w:val="20"/>
+        </w:rPr>
+        <w:t xml:space="preserve"> Nested Objects</w:t>
+      </w:r>
+    </w:p>
+    <w:p>
+      <w:pPr>
+        <w:rPr>
+          <w:sz w:val="20"/>
+          <w:szCs w:val="20"/>
+        </w:rPr>
+      </w:pPr>
+      <w:r>
+        <w:rPr>
+          <w:noProof/>
+          <w:sz w:val="20"/>
+          <w:szCs w:val="20"/>
+        </w:rPr>
         <w:lastRenderedPageBreak/>
-        <w:t>Destructuring</w:t>
-      </w:r>
-      <w:proofErr w:type="spellEnd"/>
-      <w:r>
-        <w:rPr>
-          <w:sz w:val="20"/>
-          <w:szCs w:val="20"/>
-        </w:rPr>
-        <w:t xml:space="preserve"> Nested Objects</w:t>
-      </w:r>
-    </w:p>
-    <w:p>
-      <w:pPr>
-        <w:rPr>
-          <w:sz w:val="20"/>
-          <w:szCs w:val="20"/>
-        </w:rPr>
-      </w:pPr>
-      <w:r>
-        <w:rPr>
-          <w:noProof/>
-          <w:sz w:val="20"/>
-          <w:szCs w:val="20"/>
-        </w:rPr>
         <w:drawing>
           <wp:inline distT="0" distB="0" distL="0" distR="0" wp14:anchorId="7937C91E" wp14:editId="17A2BF96">
             <wp:extent cx="5731510" cy="4349115"/>
@@ -1747,7 +1735,6 @@
           <w:sz w:val="20"/>
           <w:szCs w:val="20"/>
         </w:rPr>
-        <w:lastRenderedPageBreak/>
         <w:drawing>
           <wp:inline distT="0" distB="0" distL="0" distR="0" wp14:anchorId="1AEE7759" wp14:editId="563A332A">
             <wp:extent cx="5637705" cy="3816350"/>
@@ -1805,6 +1792,7 @@
           <w:sz w:val="20"/>
           <w:szCs w:val="20"/>
         </w:rPr>
+        <w:lastRenderedPageBreak/>
         <w:t>Destructuring</w:t>
       </w:r>
       <w:proofErr w:type="spellEnd"/>
@@ -1944,7 +1932,6 @@
           <w:sz w:val="20"/>
           <w:szCs w:val="20"/>
         </w:rPr>
-        <w:lastRenderedPageBreak/>
         <w:drawing>
           <wp:inline distT="0" distB="0" distL="0" distR="0" wp14:anchorId="0B5BA4FC" wp14:editId="1BAB149F">
             <wp:extent cx="5429529" cy="2502029"/>
@@ -2017,6 +2004,7 @@
           <w:sz w:val="20"/>
           <w:szCs w:val="20"/>
         </w:rPr>
+        <w:lastRenderedPageBreak/>
         <w:drawing>
           <wp:inline distT="0" distB="0" distL="0" distR="0" wp14:anchorId="10AC2C05" wp14:editId="26AA450C">
             <wp:extent cx="5731510" cy="2557145"/>
@@ -2187,7 +2175,6 @@
           <w:sz w:val="20"/>
           <w:szCs w:val="20"/>
         </w:rPr>
-        <w:lastRenderedPageBreak/>
         <w:drawing>
           <wp:inline distT="0" distB="0" distL="0" distR="0" wp14:anchorId="7D4867A5" wp14:editId="12BE13F0">
             <wp:extent cx="5731510" cy="2659380"/>
@@ -2291,6 +2278,7 @@
           <w:sz w:val="20"/>
           <w:szCs w:val="20"/>
         </w:rPr>
+        <w:lastRenderedPageBreak/>
         <w:drawing>
           <wp:inline distT="0" distB="0" distL="0" distR="0" wp14:anchorId="2396D374" wp14:editId="5EDA5679">
             <wp:extent cx="5531134" cy="2502029"/>
@@ -2348,7 +2336,6 @@
           <w:sz w:val="20"/>
           <w:szCs w:val="20"/>
         </w:rPr>
-        <w:lastRenderedPageBreak/>
         <w:drawing>
           <wp:inline distT="0" distB="0" distL="0" distR="0" wp14:anchorId="72D250B0" wp14:editId="30719F5B">
             <wp:extent cx="5731510" cy="2708910"/>
@@ -2407,16 +2394,34 @@
           <w:sz w:val="20"/>
           <w:szCs w:val="20"/>
         </w:rPr>
-        <w:t xml:space="preserve">See above example, It is key name which matters we can keep key any place. </w:t>
-      </w:r>
-      <w:r>
-        <w:rPr>
-          <w:b/>
-          <w:bCs/>
+        <w:t xml:space="preserve">See above example, </w:t>
+      </w:r>
+      <w:proofErr w:type="gramStart"/>
+      <w:r>
+        <w:rPr>
           <w:color w:val="EE0000"/>
           <w:sz w:val="20"/>
           <w:szCs w:val="20"/>
         </w:rPr>
+        <w:t>It</w:t>
+      </w:r>
+      <w:proofErr w:type="gramEnd"/>
+      <w:r>
+        <w:rPr>
+          <w:color w:val="EE0000"/>
+          <w:sz w:val="20"/>
+          <w:szCs w:val="20"/>
+        </w:rPr>
+        <w:t xml:space="preserve"> is key name which matters we can keep key any place. </w:t>
+      </w:r>
+      <w:r>
+        <w:rPr>
+          <w:b/>
+          <w:bCs/>
+          <w:color w:val="EE0000"/>
+          <w:sz w:val="20"/>
+          <w:szCs w:val="20"/>
+        </w:rPr>
         <w:t>Also Remember REST should be at last.</w:t>
       </w:r>
       <w:r>
@@ -2509,6 +2514,7 @@
           <w:sz w:val="20"/>
           <w:szCs w:val="20"/>
         </w:rPr>
+        <w:lastRenderedPageBreak/>
         <w:drawing>
           <wp:inline distT="0" distB="0" distL="0" distR="0" wp14:anchorId="0D5EC406" wp14:editId="1F65F811">
             <wp:extent cx="5731510" cy="2706370"/>
@@ -2595,7 +2601,6 @@
           <w:sz w:val="20"/>
           <w:szCs w:val="20"/>
         </w:rPr>
-        <w:lastRenderedPageBreak/>
         <w:drawing>
           <wp:inline distT="0" distB="0" distL="0" distR="0" wp14:anchorId="3641A54E" wp14:editId="12551FF4">
             <wp:extent cx="5731510" cy="3727450"/>
@@ -2726,6 +2731,7 @@
           <w:sz w:val="20"/>
           <w:szCs w:val="20"/>
         </w:rPr>
+        <w:lastRenderedPageBreak/>
         <w:t>Rest and spread together</w:t>
       </w:r>
       <w:r>
@@ -2778,7 +2784,6 @@
           <w:sz w:val="20"/>
           <w:szCs w:val="20"/>
         </w:rPr>
-        <w:lastRenderedPageBreak/>
         <w:drawing>
           <wp:inline distT="0" distB="0" distL="0" distR="0" wp14:anchorId="180E40E2" wp14:editId="16A37237">
             <wp:extent cx="5731510" cy="2735580"/>
@@ -2835,14 +2840,30 @@
           <w:sz w:val="20"/>
           <w:szCs w:val="20"/>
         </w:rPr>
-        <w:t xml:space="preserve">Changed Behaviour </w:t>
-      </w:r>
-      <w:r>
-        <w:rPr>
-          <w:sz w:val="20"/>
-          <w:szCs w:val="20"/>
-        </w:rPr>
-        <w:t xml:space="preserve"> -- Rest</w:t>
+        <w:t xml:space="preserve">Changed </w:t>
+      </w:r>
+      <w:proofErr w:type="gramStart"/>
+      <w:r>
+        <w:rPr>
+          <w:sz w:val="20"/>
+          <w:szCs w:val="20"/>
+        </w:rPr>
+        <w:t xml:space="preserve">Behaviour </w:t>
+      </w:r>
+      <w:r>
+        <w:rPr>
+          <w:sz w:val="20"/>
+          <w:szCs w:val="20"/>
+        </w:rPr>
+        <w:t xml:space="preserve"> --</w:t>
+      </w:r>
+      <w:proofErr w:type="gramEnd"/>
+      <w:r>
+        <w:rPr>
+          <w:sz w:val="20"/>
+          <w:szCs w:val="20"/>
+        </w:rPr>
+        <w:t xml:space="preserve"> Rest</w:t>
       </w:r>
     </w:p>
     <w:p>
@@ -3301,6 +3322,7 @@
         <w:t xml:space="preserve">How to check prototype of any object &gt; use </w:t>
       </w:r>
       <w:proofErr w:type="spellStart"/>
+      <w:proofErr w:type="gramStart"/>
       <w:r>
         <w:rPr>
           <w:sz w:val="20"/>
@@ -3314,22 +3336,48 @@
           <w:sz w:val="20"/>
           <w:szCs w:val="20"/>
         </w:rPr>
-        <w:t>.__proto__</w:t>
-      </w:r>
-    </w:p>
-    <w:p>
-      <w:pPr>
-        <w:rPr>
-          <w:sz w:val="20"/>
-          <w:szCs w:val="20"/>
-        </w:rPr>
-      </w:pPr>
-      <w:r>
-        <w:rPr>
-          <w:sz w:val="20"/>
-          <w:szCs w:val="20"/>
-        </w:rPr>
-        <w:t xml:space="preserve">Below is a example of </w:t>
+        <w:t>._</w:t>
+      </w:r>
+      <w:proofErr w:type="gramEnd"/>
+      <w:r>
+        <w:rPr>
+          <w:sz w:val="20"/>
+          <w:szCs w:val="20"/>
+        </w:rPr>
+        <w:t>_proto__</w:t>
+      </w:r>
+    </w:p>
+    <w:p>
+      <w:pPr>
+        <w:rPr>
+          <w:sz w:val="20"/>
+          <w:szCs w:val="20"/>
+        </w:rPr>
+      </w:pPr>
+      <w:r>
+        <w:rPr>
+          <w:sz w:val="20"/>
+          <w:szCs w:val="20"/>
+        </w:rPr>
+        <w:t xml:space="preserve">Below is </w:t>
+      </w:r>
+      <w:proofErr w:type="spellStart"/>
+      <w:proofErr w:type="gramStart"/>
+      <w:r>
+        <w:rPr>
+          <w:sz w:val="20"/>
+          <w:szCs w:val="20"/>
+        </w:rPr>
+        <w:t>a</w:t>
+      </w:r>
+      <w:proofErr w:type="spellEnd"/>
+      <w:proofErr w:type="gramEnd"/>
+      <w:r>
+        <w:rPr>
+          <w:sz w:val="20"/>
+          <w:szCs w:val="20"/>
+        </w:rPr>
+        <w:t xml:space="preserve"> example of </w:t>
       </w:r>
       <w:proofErr w:type="spellStart"/>
       <w:r>
